--- a/DOCS_DA_CONVERTIRE/psontuoso_fr.docx
+++ b/DOCS_DA_CONVERTIRE/psontuoso_fr.docx
@@ -3,139 +3,508 @@
 <w:document xmlns:wpc="http://schemas.microsoft.com/office/word/2010/wordprocessingCanvas" xmlns:cx="http://schemas.microsoft.com/office/drawing/2014/chartex" xmlns:cx1="http://schemas.microsoft.com/office/drawing/2015/9/8/chartex" xmlns:cx2="http://schemas.microsoft.com/office/drawing/2015/10/21/chartex" xmlns:cx3="http://schemas.microsoft.com/office/drawing/2016/5/9/chartex" xmlns:cx4="http://schemas.microsoft.com/office/drawing/2016/5/10/chartex" xmlns:cx5="http://schemas.microsoft.com/office/drawing/2016/5/11/chartex" xmlns:cx6="http://schemas.microsoft.com/office/drawing/2016/5/12/chartex" xmlns:cx7="http://schemas.microsoft.com/office/drawing/2016/5/13/chartex" xmlns:cx8="http://schemas.microsoft.com/office/drawing/2016/5/14/chartex" xmlns:mc="http://schemas.openxmlformats.org/markup-compatibility/2006" xmlns:aink="http://schemas.microsoft.com/office/drawing/2016/ink" xmlns:am3d="http://schemas.microsoft.com/office/drawing/2017/model3d" xmlns:o="urn:schemas-microsoft-com:office:office" xmlns:oel="http://schemas.microsoft.com/office/2019/extlst" xmlns:r="http://schemas.openxmlformats.org/officeDocument/2006/relationships" xmlns:m="http://schemas.openxmlformats.org/officeDocument/2006/math" xmlns:v="urn:schemas-microsoft-com:vml" xmlns:wp14="http://schemas.microsoft.com/office/word/2010/wordprocessingDrawing" xmlns:wp="http://schemas.openxmlformats.org/drawingml/2006/wordprocessingDrawing" xmlns:w10="urn:schemas-microsoft-com:office:word" xmlns:w="http://schemas.openxmlformats.org/wordprocessingml/2006/main" xmlns:w14="http://schemas.microsoft.com/office/word/2010/wordml" xmlns:w15="http://schemas.microsoft.com/office/word/2012/wordml" xmlns:w16cex="http://schemas.microsoft.com/office/word/2018/wordml/cex" xmlns:w16cid="http://schemas.microsoft.com/office/word/2016/wordml/cid" xmlns:w16="http://schemas.microsoft.com/office/word/2018/wordml" xmlns:w16du="http://schemas.microsoft.com/office/word/2023/wordml/word16du" xmlns:w16sdtdh="http://schemas.microsoft.com/office/word/2020/wordml/sdtdatahash" xmlns:w16sdtfl="http://schemas.microsoft.com/office/word/2024/wordml/sdtformatlock" xmlns:w16se="http://schemas.microsoft.com/office/word/2015/wordml/symex" xmlns:wpg="http://schemas.microsoft.com/office/word/2010/wordprocessingGroup" xmlns:wpi="http://schemas.microsoft.com/office/word/2010/wordprocessingInk" xmlns:wne="http://schemas.microsoft.com/office/word/2006/wordml" xmlns:wps="http://schemas.microsoft.com/office/word/2010/wordprocessingShape" mc:Ignorable="w14 w15 w16se w16cid w16 w16cex w16sdtdh w16sdtfl w16du wp14">
   <w:body>
     <w:p>
+      <w:r xmlns:w="http://schemas.openxmlformats.org/wordprocessingml/2006/main">
+        <w:t xml:space="preserve">Le </w:t>
+      </w:r>
+      <w:r xmlns:w="http://schemas.openxmlformats.org/wordprocessingml/2006/main">
+        <w:rPr>
+          <w:b/>
+          <w:bCs/>
+        </w:rPr>
+        <w:t xml:space="preserve">Portone Sontuoso </w:t>
+      </w:r>
+      <w:r xmlns:w="http://schemas.openxmlformats.org/wordprocessingml/2006/main">
+        <w:t xml:space="preserve">est bien plus qu'une simple entrée ; c'est l'imposante « carte de visite » qui marque le début de l'ascension la plus emblématique de Bologne. Situé sur la Via Saragozza, il constitue le point précis où le portique se sépare de la ville pour entamer son ascension vers le Colle della Guardia.</w:t>
+      </w:r>
+    </w:p>
+    <w:p/>
+    <w:p>
       <w:r>
-        <w:t xml:space="preserve">• Arco 1 (Arco Bonaccorsi) </w:t>
-      </w:r>
-    </w:p>
-    <w:p>
-      <w:pPr>
-        <w:spacing w:after="0"/>
-      </w:pPr>
-    </w:p>
-    <w:p>
-      <w:pPr>
+        <w:rPr>
+          <w:noProof/>
+        </w:rPr>
+        <w:drawing>
+          <wp:inline distT="0" distB="0" distL="0" distR="0" wp14:anchorId="7F92F941" wp14:editId="6FAB6955">
+            <wp:extent cx="4178808" cy="2782824"/>
+            <wp:effectExtent l="0" t="0" r="0" b="0"/>
+            <wp:docPr id="1099843620" name="Immagine 2" descr="Immagine che contiene aria aperta, cielo, edificio, strada&#10;&#10;Il contenuto generato dall'IA potrebbe non essere corretto."/>
+            <wp:cNvGraphicFramePr>
+              <a:graphicFrameLocks xmlns:a="http://schemas.openxmlformats.org/drawingml/2006/main" noChangeAspect="1"/>
+            </wp:cNvGraphicFramePr>
+            <a:graphic xmlns:a="http://schemas.openxmlformats.org/drawingml/2006/main">
+              <a:graphicData uri="http://schemas.openxmlformats.org/drawingml/2006/picture">
+                <pic:pic xmlns:pic="http://schemas.openxmlformats.org/drawingml/2006/picture">
+                  <pic:nvPicPr>
+                    <pic:cNvPr id="1099843620" name="Immagine 2" descr="Immagine che contiene aria aperta, cielo, edificio, strada&#10;&#10;Il contenuto generato dall'IA potrebbe non essere corretto."/>
+                    <pic:cNvPicPr/>
+                  </pic:nvPicPr>
+                  <pic:blipFill>
+                    <a:blip r:embed="rId5" cstate="print">
+                      <a:extLst>
+                        <a:ext uri="{28A0092B-C50C-407E-A947-70E740481C1C}">
+                          <a14:useLocalDpi xmlns:a14="http://schemas.microsoft.com/office/drawing/2010/main" val="0"/>
+                        </a:ext>
+                      </a:extLst>
+                    </a:blip>
+                    <a:stretch>
+                      <a:fillRect/>
+                    </a:stretch>
+                  </pic:blipFill>
+                  <pic:spPr>
+                    <a:xfrm>
+                      <a:off x="0" y="0"/>
+                      <a:ext cx="4178808" cy="2782824"/>
+                    </a:xfrm>
+                    <a:prstGeom prst="rect">
+                      <a:avLst/>
+                    </a:prstGeom>
+                  </pic:spPr>
+                </pic:pic>
+              </a:graphicData>
+            </a:graphic>
+          </wp:inline>
+        </w:drawing>
+      </w:r>
+    </w:p>
+    <w:p>
+      <w:pPr xmlns:w="http://schemas.openxmlformats.org/wordprocessingml/2006/main">
+        <w:rPr>
+          <w:noProof/>
+        </w:rPr>
+      </w:pPr>
+      <w:r xmlns:w="http://schemas.openxmlformats.org/wordprocessingml/2006/main">
+        <w:rPr>
+          <w:noProof/>
+        </w:rPr>
+        <w:t xml:space="preserve">[SPLIT_BLOCK:Portone_Sontuoso.jpg]</w:t>
+      </w:r>
+    </w:p>
+    <w:p>
+      <w:r xmlns:w="http://schemas.openxmlformats.org/wordprocessingml/2006/main">
+        <w:t xml:space="preserve">Voici les principaux détails concernant ce chef-d'œuvre architectural :</w:t>
+      </w:r>
+    </w:p>
+    <w:p>
+      <w:pPr xmlns:w="http://schemas.openxmlformats.org/wordprocessingml/2006/main">
+        <w:rPr>
+          <w:b/>
+          <w:bCs/>
+        </w:rPr>
+      </w:pPr>
+      <w:r xmlns:w="http://schemas.openxmlformats.org/wordprocessingml/2006/main">
+        <w:rPr>
+          <w:b/>
+          <w:bCs/>
+        </w:rPr>
+        <w:t xml:space="preserve">1. Architecture et symbolisme</w:t>
+      </w:r>
+    </w:p>
+    <w:p>
+      <w:r xmlns:w="http://schemas.openxmlformats.org/wordprocessingml/2006/main">
+        <w:t xml:space="preserve">Construite en </w:t>
+      </w:r>
+      <w:r xmlns:w="http://schemas.openxmlformats.org/wordprocessingml/2006/main">
+        <w:rPr>
+          <w:b/>
+          <w:bCs/>
+        </w:rPr>
+        <w:t xml:space="preserve">1674 </w:t>
+      </w:r>
+      <w:r xmlns:w="http://schemas.openxmlformats.org/wordprocessingml/2006/main">
+        <w:t xml:space="preserve">, l'arche a été conçue par l'architecte </w:t>
+      </w:r>
+      <w:r xmlns:w="http://schemas.openxmlformats.org/wordprocessingml/2006/main">
+        <w:rPr>
+          <w:b/>
+          <w:bCs/>
+        </w:rPr>
+        <w:t xml:space="preserve">Gian Giacomo Monti </w:t>
+      </w:r>
+      <w:r xmlns:w="http://schemas.openxmlformats.org/wordprocessingml/2006/main">
+        <w:t xml:space="preserve">.</w:t>
+      </w:r>
+    </w:p>
+    <w:p>
+      <w:pPr xmlns:w="http://schemas.openxmlformats.org/wordprocessingml/2006/main">
+        <w:numPr>
+          <w:ilvl w:val="0"/>
+          <w:numId w:val="1"/>
+        </w:numPr>
+      </w:pPr>
+      <w:r xmlns:w="http://schemas.openxmlformats.org/wordprocessingml/2006/main">
+        <w:rPr>
+          <w:b/>
+          <w:bCs/>
+        </w:rPr>
+        <w:t xml:space="preserve">Structure : </w:t>
+      </w:r>
+      <w:r xmlns:w="http://schemas.openxmlformats.org/wordprocessingml/2006/main">
+        <w:t xml:space="preserve">Il apparaît comme un arc de triomphe d'ordre corinthien, monumental et nettement plus haut et plus orné que les 665 autres arcs du portique.</w:t>
+      </w:r>
+    </w:p>
+    <w:p>
+      <w:pPr xmlns:w="http://schemas.openxmlformats.org/wordprocessingml/2006/main">
+        <w:numPr>
+          <w:ilvl w:val="0"/>
+          <w:numId w:val="1"/>
+        </w:numPr>
+      </w:pPr>
+      <w:r xmlns:w="http://schemas.openxmlformats.org/wordprocessingml/2006/main">
+        <w:rPr>
+          <w:b/>
+          <w:bCs/>
+        </w:rPr>
+        <w:t xml:space="preserve">Fonction : </w:t>
+      </w:r>
+      <w:r xmlns:w="http://schemas.openxmlformats.org/wordprocessingml/2006/main">
+        <w:t xml:space="preserve">Ce lieu marque la transition entre le monde « profane » de la ville et le monde « sacré » du pèlerinage. Il marque le début d'un chemin de près de 4 kilomètres qui symbolise le corps du serpent (le diable) écrasé aux pieds de la Vierge (le Sanctuaire).</w:t>
+      </w:r>
+    </w:p>
+    <w:p>
+      <w:pPr xmlns:w="http://schemas.openxmlformats.org/wordprocessingml/2006/main">
+        <w:rPr>
+          <w:b/>
+          <w:bCs/>
+        </w:rPr>
+      </w:pPr>
+      <w:r xmlns:w="http://schemas.openxmlformats.org/wordprocessingml/2006/main">
+        <w:rPr>
+          <w:b/>
+          <w:bCs/>
+        </w:rPr>
+        <w:t xml:space="preserve">2. Pourquoi l'appelle-t-on « somptueux » ?</w:t>
+      </w:r>
+    </w:p>
+    <w:p>
+      <w:r xmlns:w="http://schemas.openxmlformats.org/wordprocessingml/2006/main">
+        <w:t xml:space="preserve">Ce nom n'est pas une exagération moderne, mais il tire sa richesse décorative comparée à la sobriété du reste du parcours.</w:t>
+      </w:r>
+    </w:p>
+    <w:p>
+      <w:pPr xmlns:w="http://schemas.openxmlformats.org/wordprocessingml/2006/main">
+        <w:numPr>
+          <w:ilvl w:val="0"/>
+          <w:numId w:val="2"/>
+        </w:numPr>
+      </w:pPr>
+      <w:r xmlns:w="http://schemas.openxmlformats.org/wordprocessingml/2006/main">
+        <w:t xml:space="preserve">Il est orné des armoiries de la famille </w:t>
+      </w:r>
+      <w:r xmlns:w="http://schemas.openxmlformats.org/wordprocessingml/2006/main">
+        <w:rPr>
+          <w:b/>
+          <w:bCs/>
+        </w:rPr>
+        <w:t xml:space="preserve">Bonaccorsi </w:t>
+      </w:r>
+      <w:r xmlns:w="http://schemas.openxmlformats.org/wordprocessingml/2006/main">
+        <w:t xml:space="preserve">, qui a financé sa construction.</w:t>
+      </w:r>
+    </w:p>
+    <w:p>
+      <w:pPr xmlns:w="http://schemas.openxmlformats.org/wordprocessingml/2006/main">
+        <w:numPr>
+          <w:ilvl w:val="0"/>
+          <w:numId w:val="2"/>
+        </w:numPr>
+      </w:pPr>
+      <w:r xmlns:w="http://schemas.openxmlformats.org/wordprocessingml/2006/main">
+        <w:t xml:space="preserve">Il présente des inscriptions latines et des décorations en relief célébrant la protection de la Vierge sur la ville de Bologne.</w:t>
+      </w:r>
+    </w:p>
+    <w:p>
+      <w:pPr xmlns:w="http://schemas.openxmlformats.org/wordprocessingml/2006/main">
+        <w:rPr>
+          <w:b/>
+          <w:bCs/>
+        </w:rPr>
+      </w:pPr>
+      <w:r xmlns:w="http://schemas.openxmlformats.org/wordprocessingml/2006/main">
+        <w:rPr>
+          <w:b/>
+          <w:bCs/>
+        </w:rPr>
+        <w:t xml:space="preserve">3. Une curiosité historique</w:t>
+      </w:r>
+    </w:p>
+    <w:p>
+      <w:r xmlns:w="http://schemas.openxmlformats.org/wordprocessingml/2006/main">
+        <w:lastRenderedPageBreak xmlns:w="http://schemas.openxmlformats.org/wordprocessingml/2006/main"/>
+      </w:r>
+      <w:r xmlns:w="http://schemas.openxmlformats.org/wordprocessingml/2006/main">
+        <w:t xml:space="preserve">Bien qu'il soit aujourd'hui parfaitement intégré au tissu urbain, le Portone Sontuoso représentait, lors de sa construction, un véritable défi d'ingénierie et de logistique. Il fallait en effet relier la portion de route plate (construite entre 1674 et 1676) au début de la montée abrupte menant à Meloncello.</w:t>
+      </w:r>
+    </w:p>
+    <w:p>
+      <w:r xmlns:w="http://schemas.openxmlformats.org/wordprocessingml/2006/main" xmlns:wp="http://schemas.openxmlformats.org/drawingml/2006/wordprocessingDrawing" xmlns:wp14="http://schemas.microsoft.com/office/word/2010/wordprocessingDrawing" xmlns:r="http://schemas.openxmlformats.org/officeDocument/2006/relationships">
+        <w:rPr>
+          <w:noProof/>
+        </w:rPr>
+        <w:drawing xmlns:w="http://schemas.openxmlformats.org/wordprocessingml/2006/main" xmlns:wp="http://schemas.openxmlformats.org/drawingml/2006/wordprocessingDrawing" xmlns:wp14="http://schemas.microsoft.com/office/word/2010/wordprocessingDrawing" xmlns:r="http://schemas.openxmlformats.org/officeDocument/2006/relationships">
+          <wp:inline distT="0" distB="0" distL="0" distR="0" wp14:anchorId="227264A1" wp14:editId="59A5B6DD">
+            <wp:extent cx="6120130" cy="4230370"/>
+            <wp:effectExtent l="0" t="0" r="0" b="0"/>
+            <wp:docPr id="839768103" name="Immagine 1" descr="Immagine che contiene disegno, schizzo, testo, bianco e nero&#10;&#10;Il contenuto generato dall'IA potrebbe non essere corretto."/>
+            <wp:cNvGraphicFramePr>
+              <a:graphicFrameLocks xmlns:a="http://schemas.openxmlformats.org/drawingml/2006/main" noChangeAspect="1"/>
+            </wp:cNvGraphicFramePr>
+            <a:graphic xmlns:a="http://schemas.openxmlformats.org/drawingml/2006/main">
+              <a:graphicData uri="http://schemas.openxmlformats.org/drawingml/2006/picture">
+                <pic:pic xmlns:pic="http://schemas.openxmlformats.org/drawingml/2006/picture">
+                  <pic:nvPicPr>
+                    <pic:cNvPr id="839768103" name="Immagine 1" descr="Immagine che contiene disegno, schizzo, testo, bianco e nero&#10;&#10;Il contenuto generato dall'IA potrebbe non essere corretto."/>
+                    <pic:cNvPicPr/>
+                  </pic:nvPicPr>
+                  <pic:blipFill>
+                    <a:blip r:embed="rId6">
+                      <a:extLst>
+                        <a:ext uri="{28A0092B-C50C-407E-A947-70E740481C1C}">
+                          <a14:useLocalDpi xmlns:a14="http://schemas.microsoft.com/office/drawing/2010/main" val="0"/>
+                        </a:ext>
+                      </a:extLst>
+                    </a:blip>
+                    <a:stretch>
+                      <a:fillRect/>
+                    </a:stretch>
+                  </pic:blipFill>
+                  <pic:spPr>
+                    <a:xfrm>
+                      <a:off x="0" y="0"/>
+                      <a:ext cx="6120130" cy="4230370"/>
+                    </a:xfrm>
+                    <a:prstGeom prst="rect">
+                      <a:avLst/>
+                    </a:prstGeom>
+                  </pic:spPr>
+                </pic:pic>
+              </a:graphicData>
+            </a:graphic>
+          </wp:inline>
+        </w:drawing>
+      </w:r>
+      <w:r xmlns:w="http://schemas.openxmlformats.org/wordprocessingml/2006/main">
+        <w:rPr>
+          <w:noProof/>
+        </w:rPr>
+        <w:t xml:space="preserve">[SPLIT_BLOCK :Drawing_Bonaccorsi]</w:t>
+      </w:r>
+      <w:r xmlns:w="http://schemas.openxmlformats.org/wordprocessingml/2006/main">
+        <w:t xml:space="preserve"> </w:t>
+      </w:r>
+    </w:p>
+    <w:p>
+      <w:pPr xmlns:w="http://schemas.openxmlformats.org/wordprocessingml/2006/main">
+        <w:spacing w:after="0"/>
+      </w:pPr>
+      <w:r xmlns:w="http://schemas.openxmlformats.org/wordprocessingml/2006/main">
+        <w:t xml:space="preserve">La plaque sous le porche indique :</w:t>
+      </w:r>
+    </w:p>
+    <w:p>
+      <w:pPr xmlns:w="http://schemas.openxmlformats.org/wordprocessingml/2006/main">
         <w:spacing w:after="0"/>
         <w:jc w:val="center"/>
-      </w:pPr>
-      <w:r>
-        <w:t>CLEMENTE X PONT OPT MAX</w:t>
-      </w:r>
-    </w:p>
-    <w:p>
-      <w:pPr>
+        <w:rPr>
+          <w:noProof/>
+        </w:rPr>
+      </w:pPr>
+      <w:r xmlns:w="http://schemas.openxmlformats.org/wordprocessingml/2006/main">
+        <w:rPr>
+          <w:noProof/>
+        </w:rPr>
+        <w:t xml:space="preserve">CLEMENTE X PON OPT MAX</w:t>
+      </w:r>
+    </w:p>
+    <w:p>
+      <w:pPr xmlns:w="http://schemas.openxmlformats.org/wordprocessingml/2006/main">
         <w:spacing w:after="0"/>
         <w:jc w:val="center"/>
-      </w:pPr>
-      <w:r>
-        <w:t>BONACCURSIUS</w:t>
-      </w:r>
-    </w:p>
-    <w:p>
-      <w:pPr>
+        <w:rPr>
+          <w:noProof/>
+        </w:rPr>
+      </w:pPr>
+      <w:r xmlns:w="http://schemas.openxmlformats.org/wordprocessingml/2006/main">
+        <w:rPr>
+          <w:noProof/>
+        </w:rPr>
+        <w:t xml:space="preserve">BONACCURSIUS</w:t>
+      </w:r>
+    </w:p>
+    <w:p>
+      <w:pPr xmlns:w="http://schemas.openxmlformats.org/wordprocessingml/2006/main">
         <w:spacing w:after="0"/>
         <w:jc w:val="center"/>
-      </w:pPr>
-      <w:r>
-        <w:t>S R E CARDINALIS BONACCURSIUS</w:t>
-      </w:r>
-    </w:p>
-    <w:p>
-      <w:pPr>
+        <w:rPr>
+          <w:noProof/>
+        </w:rPr>
+      </w:pPr>
+      <w:r xmlns:w="http://schemas.openxmlformats.org/wordprocessingml/2006/main">
+        <w:rPr>
+          <w:noProof/>
+        </w:rPr>
+        <w:t xml:space="preserve">SRE CARDINALIS BONACCURSIUS</w:t>
+      </w:r>
+    </w:p>
+    <w:p>
+      <w:pPr xmlns:w="http://schemas.openxmlformats.org/wordprocessingml/2006/main">
         <w:spacing w:after="0"/>
         <w:jc w:val="center"/>
-      </w:pPr>
-      <w:r>
-        <w:t>BONONIAE DE LATERE LEGATUS</w:t>
-      </w:r>
-    </w:p>
-    <w:p>
-      <w:pPr>
+        <w:rPr>
+          <w:noProof/>
+        </w:rPr>
+      </w:pPr>
+      <w:r xmlns:w="http://schemas.openxmlformats.org/wordprocessingml/2006/main">
+        <w:rPr>
+          <w:noProof/>
+        </w:rPr>
+        <w:t xml:space="preserve">BONONIAE DE LATERE LEGATUS</w:t>
+      </w:r>
+    </w:p>
+    <w:p>
+      <w:pPr xmlns:w="http://schemas.openxmlformats.org/wordprocessingml/2006/main">
         <w:spacing w:after="0"/>
         <w:jc w:val="center"/>
-      </w:pPr>
-      <w:r>
-        <w:t>SINGULARI</w:t>
-      </w:r>
-    </w:p>
-    <w:p>
-      <w:pPr>
+        <w:rPr>
+          <w:noProof/>
+        </w:rPr>
+      </w:pPr>
+      <w:r xmlns:w="http://schemas.openxmlformats.org/wordprocessingml/2006/main">
+        <w:rPr>
+          <w:noProof/>
+        </w:rPr>
+        <w:t xml:space="preserve">SINGULIER</w:t>
+      </w:r>
+    </w:p>
+    <w:p>
+      <w:pPr xmlns:w="http://schemas.openxmlformats.org/wordprocessingml/2006/main">
         <w:spacing w:after="0"/>
         <w:jc w:val="center"/>
-      </w:pPr>
-      <w:r>
-        <w:t>CIVIUM ERGA BEATAM VIRG. PIETATI</w:t>
-      </w:r>
-    </w:p>
-    <w:p>
-      <w:pPr>
+        <w:rPr>
+          <w:noProof/>
+        </w:rPr>
+      </w:pPr>
+      <w:r xmlns:w="http://schemas.openxmlformats.org/wordprocessingml/2006/main">
+        <w:rPr>
+          <w:noProof/>
+        </w:rPr>
+        <w:t xml:space="preserve">CIVIUM ERGA BEATAM VIRG. Aie pitié</w:t>
+      </w:r>
+    </w:p>
+    <w:p>
+      <w:pPr xmlns:w="http://schemas.openxmlformats.org/wordprocessingml/2006/main">
         <w:spacing w:after="0"/>
         <w:jc w:val="center"/>
-      </w:pPr>
-      <w:r>
-        <w:t>ELEGANTI HOC FORNICE PRAEIVIT</w:t>
-      </w:r>
-    </w:p>
-    <w:p>
-      <w:pPr>
+        <w:rPr>
+          <w:noProof/>
+        </w:rPr>
+      </w:pPr>
+      <w:r xmlns:w="http://schemas.openxmlformats.org/wordprocessingml/2006/main">
+        <w:rPr>
+          <w:noProof/>
+        </w:rPr>
+        <w:t xml:space="preserve">ÉLÉGANT HOC FORNICE PRAEIVIT</w:t>
+      </w:r>
+    </w:p>
+    <w:p>
+      <w:pPr xmlns:w="http://schemas.openxmlformats.org/wordprocessingml/2006/main">
         <w:spacing w:after="0"/>
         <w:jc w:val="center"/>
-      </w:pPr>
-      <w:r>
-        <w:t>ANNO IVB MDCLXXV</w:t>
-      </w:r>
-    </w:p>
-    <w:p>
-      <w:pPr>
+        <w:rPr>
+          <w:noProof/>
+        </w:rPr>
+      </w:pPr>
+      <w:r xmlns:w="http://schemas.openxmlformats.org/wordprocessingml/2006/main">
+        <w:rPr>
+          <w:noProof/>
+        </w:rPr>
+        <w:t xml:space="preserve">ANNÉE IV MDCLXXV</w:t>
+      </w:r>
+    </w:p>
+    <w:p>
+      <w:pPr xmlns:w="http://schemas.openxmlformats.org/wordprocessingml/2006/main">
         <w:spacing w:after="0"/>
         <w:jc w:val="center"/>
-      </w:pPr>
-      <w:r>
-        <w:t>LEGATIONIS II</w:t>
-      </w:r>
-    </w:p>
-    <w:p>
-      <w:pPr>
+        <w:rPr>
+          <w:noProof/>
+        </w:rPr>
+      </w:pPr>
+      <w:r xmlns:w="http://schemas.openxmlformats.org/wordprocessingml/2006/main">
+        <w:rPr>
+          <w:noProof/>
+        </w:rPr>
+        <w:t xml:space="preserve">LEGATIONIS II</w:t>
+      </w:r>
+    </w:p>
+    <w:p>
+      <w:pPr xmlns:w="http://schemas.openxmlformats.org/wordprocessingml/2006/main">
         <w:spacing w:after="0"/>
         <w:jc w:val="center"/>
-      </w:pPr>
-      <w:r>
-        <w:t>RAYMUNDUS COM. CAS. S. PETRI IN SABINIS</w:t>
-      </w:r>
-    </w:p>
-    <w:p>
-      <w:pPr>
+        <w:rPr>
+          <w:noProof/>
+        </w:rPr>
+      </w:pPr>
+      <w:r xmlns:w="http://schemas.openxmlformats.org/wordprocessingml/2006/main">
+        <w:rPr>
+          <w:noProof/>
+        </w:rPr>
+        <w:t xml:space="preserve">RAYMUNDUS COM. CAS. S. PETRI À SABINIS</w:t>
+      </w:r>
+    </w:p>
+    <w:p>
+      <w:pPr xmlns:w="http://schemas.openxmlformats.org/wordprocessingml/2006/main">
         <w:spacing w:after="0"/>
         <w:jc w:val="center"/>
-      </w:pPr>
-      <w:r>
-        <w:t>ET ALY FRATRES DE BONACURSIS</w:t>
-      </w:r>
-    </w:p>
-    <w:p>
-      <w:pPr>
+        <w:rPr>
+          <w:noProof/>
+        </w:rPr>
+      </w:pPr>
+      <w:r xmlns:w="http://schemas.openxmlformats.org/wordprocessingml/2006/main">
+        <w:rPr>
+          <w:noProof/>
+        </w:rPr>
+        <w:t xml:space="preserve">ET ALY FRATRES DE BONACURSIS</w:t>
+      </w:r>
+    </w:p>
+    <w:p>
+      <w:pPr xmlns:w="http://schemas.openxmlformats.org/wordprocessingml/2006/main">
         <w:spacing w:after="0"/>
         <w:jc w:val="center"/>
-      </w:pPr>
-      <w:r>
-        <w:t>CARD. BONACURSIS EX FRAT. NEPOTES</w:t>
-      </w:r>
-    </w:p>
-    <w:p>
-      <w:pPr>
+        <w:rPr>
+          <w:noProof/>
+        </w:rPr>
+      </w:pPr>
+      <w:r xmlns:w="http://schemas.openxmlformats.org/wordprocessingml/2006/main">
+        <w:rPr>
+          <w:noProof/>
+        </w:rPr>
+        <w:t xml:space="preserve">CARTE. BONACURSIS EX FRAT. NÉPOTES</w:t>
+      </w:r>
+    </w:p>
+    <w:p>
+      <w:pPr xmlns:w="http://schemas.openxmlformats.org/wordprocessingml/2006/main">
         <w:spacing w:after="0"/>
         <w:jc w:val="center"/>
-      </w:pPr>
-      <w:r>
-        <w:t>RESTAURARUNT</w:t>
-      </w:r>
-    </w:p>
-    <w:p>
-      <w:pPr>
+        <w:rPr>
+          <w:noProof/>
+        </w:rPr>
+      </w:pPr>
+      <w:r xmlns:w="http://schemas.openxmlformats.org/wordprocessingml/2006/main">
+        <w:rPr>
+          <w:noProof/>
+        </w:rPr>
+        <w:t xml:space="preserve">RESTAURANT</w:t>
+      </w:r>
+    </w:p>
+    <w:p>
+      <w:pPr xmlns:w="http://schemas.openxmlformats.org/wordprocessingml/2006/main">
         <w:spacing w:after="0"/>
         <w:jc w:val="center"/>
       </w:pPr>
-      <w:r>
-        <w:t>ANNO SAL. MDCCXVI</w:t>
+      <w:r xmlns:w="http://schemas.openxmlformats.org/wordprocessingml/2006/main">
+        <w:rPr>
+          <w:noProof/>
+        </w:rPr>
+        <w:t xml:space="preserve">Psaume de l'année 1726</w:t>
       </w:r>
     </w:p>
     <w:p>
@@ -151,458 +520,46 @@
       </w:pPr>
     </w:p>
     <w:p>
-      <w:pPr>
-        <w:spacing w:after="0"/>
-      </w:pPr>
-      <w:proofErr w:type="spellStart"/>
-      <w:r>
-        <w:t>Sous</w:t>
-      </w:r>
-      <w:proofErr w:type="spellEnd"/>
-      <w:r>
-        <w:t xml:space="preserve"> le </w:t>
-      </w:r>
-      <w:proofErr w:type="spellStart"/>
-      <w:r>
-        <w:t>pontificat</w:t>
-      </w:r>
-      <w:proofErr w:type="spellEnd"/>
-      <w:r>
-        <w:t xml:space="preserve"> de Clément X, le cardinal Bonaccorsi, </w:t>
-      </w:r>
-      <w:proofErr w:type="spellStart"/>
-      <w:r>
-        <w:t>légat</w:t>
-      </w:r>
-      <w:proofErr w:type="spellEnd"/>
-      <w:r>
-        <w:t xml:space="preserve"> de Bologne et </w:t>
-      </w:r>
-      <w:proofErr w:type="spellStart"/>
-      <w:r>
-        <w:t>membre</w:t>
-      </w:r>
-      <w:proofErr w:type="spellEnd"/>
-      <w:r>
-        <w:t xml:space="preserve"> de la Sainte </w:t>
-      </w:r>
-      <w:proofErr w:type="spellStart"/>
-      <w:r>
-        <w:t>Église</w:t>
-      </w:r>
-      <w:proofErr w:type="spellEnd"/>
-      <w:r>
-        <w:t xml:space="preserve"> </w:t>
-      </w:r>
-      <w:proofErr w:type="spellStart"/>
-      <w:r>
-        <w:t>romaine</w:t>
-      </w:r>
-      <w:proofErr w:type="spellEnd"/>
-      <w:r>
-        <w:t xml:space="preserve">, </w:t>
-      </w:r>
-      <w:proofErr w:type="spellStart"/>
-      <w:r>
-        <w:t>fit</w:t>
-      </w:r>
-      <w:proofErr w:type="spellEnd"/>
-      <w:r>
-        <w:t xml:space="preserve"> </w:t>
-      </w:r>
-      <w:proofErr w:type="spellStart"/>
-      <w:r>
-        <w:t>ériger</w:t>
-      </w:r>
-      <w:proofErr w:type="spellEnd"/>
-      <w:r>
-        <w:t xml:space="preserve"> </w:t>
-      </w:r>
-      <w:proofErr w:type="spellStart"/>
-      <w:r>
-        <w:t>cet</w:t>
-      </w:r>
-      <w:proofErr w:type="spellEnd"/>
-      <w:r>
-        <w:t xml:space="preserve"> </w:t>
-      </w:r>
-      <w:proofErr w:type="spellStart"/>
-      <w:r>
-        <w:t>élégant</w:t>
-      </w:r>
-      <w:proofErr w:type="spellEnd"/>
-      <w:r>
-        <w:t xml:space="preserve"> </w:t>
-      </w:r>
-      <w:proofErr w:type="spellStart"/>
-      <w:r>
-        <w:t>arc</w:t>
-      </w:r>
-      <w:proofErr w:type="spellEnd"/>
-      <w:r>
-        <w:t xml:space="preserve"> de </w:t>
-      </w:r>
-      <w:proofErr w:type="spellStart"/>
-      <w:r>
-        <w:t>triomphe</w:t>
-      </w:r>
-      <w:proofErr w:type="spellEnd"/>
-      <w:r>
-        <w:t xml:space="preserve">, </w:t>
-      </w:r>
-      <w:proofErr w:type="spellStart"/>
-      <w:r>
-        <w:t>marquant</w:t>
-      </w:r>
-      <w:proofErr w:type="spellEnd"/>
-      <w:r>
-        <w:t xml:space="preserve"> </w:t>
-      </w:r>
-      <w:proofErr w:type="spellStart"/>
-      <w:r>
-        <w:t>ainsi</w:t>
-      </w:r>
-      <w:proofErr w:type="spellEnd"/>
-      <w:r>
-        <w:t xml:space="preserve"> la </w:t>
-      </w:r>
-      <w:proofErr w:type="spellStart"/>
-      <w:r>
-        <w:t>dévotion</w:t>
-      </w:r>
-      <w:proofErr w:type="spellEnd"/>
-      <w:r>
-        <w:t xml:space="preserve"> </w:t>
-      </w:r>
-      <w:proofErr w:type="spellStart"/>
-      <w:r>
-        <w:t>des</w:t>
-      </w:r>
-      <w:proofErr w:type="spellEnd"/>
-      <w:r>
-        <w:t xml:space="preserve"> </w:t>
-      </w:r>
-      <w:proofErr w:type="spellStart"/>
-      <w:r>
-        <w:t>Bolonais</w:t>
-      </w:r>
-      <w:proofErr w:type="spellEnd"/>
-      <w:r>
-        <w:t xml:space="preserve"> </w:t>
-      </w:r>
-      <w:proofErr w:type="spellStart"/>
-      <w:r>
-        <w:t>envers</w:t>
-      </w:r>
-      <w:proofErr w:type="spellEnd"/>
-      <w:r>
-        <w:t xml:space="preserve"> la </w:t>
-      </w:r>
-      <w:proofErr w:type="spellStart"/>
-      <w:r>
-        <w:t>Vierge</w:t>
-      </w:r>
-      <w:proofErr w:type="spellEnd"/>
-      <w:r>
-        <w:t xml:space="preserve"> Marie, en </w:t>
-      </w:r>
-      <w:proofErr w:type="spellStart"/>
-      <w:r>
-        <w:t>l'an</w:t>
-      </w:r>
-      <w:proofErr w:type="spellEnd"/>
-      <w:r>
-        <w:t xml:space="preserve"> </w:t>
-      </w:r>
-      <w:proofErr w:type="spellStart"/>
-      <w:r>
-        <w:t>jubilaire</w:t>
-      </w:r>
-      <w:proofErr w:type="spellEnd"/>
-      <w:r>
-        <w:t xml:space="preserve"> de 1675, la </w:t>
-      </w:r>
-      <w:proofErr w:type="spellStart"/>
-      <w:r>
-        <w:t>deuxième</w:t>
-      </w:r>
-      <w:proofErr w:type="spellEnd"/>
-      <w:r>
-        <w:t xml:space="preserve"> </w:t>
-      </w:r>
-      <w:proofErr w:type="spellStart"/>
-      <w:r>
-        <w:t>année</w:t>
-      </w:r>
-      <w:proofErr w:type="spellEnd"/>
-      <w:r>
-        <w:t xml:space="preserve"> de sa </w:t>
-      </w:r>
-      <w:proofErr w:type="spellStart"/>
-      <w:r>
-        <w:t>légation</w:t>
-      </w:r>
-      <w:proofErr w:type="spellEnd"/>
-      <w:r>
-        <w:t>.</w:t>
-      </w:r>
-    </w:p>
-    <w:p>
-      <w:pPr>
-        <w:spacing w:after="0"/>
-      </w:pPr>
-    </w:p>
-    <w:p>
-      <w:pPr>
-        <w:spacing w:after="0"/>
-      </w:pPr>
-      <w:r>
-        <w:t xml:space="preserve">Le </w:t>
-      </w:r>
-      <w:proofErr w:type="spellStart"/>
-      <w:r>
-        <w:t>comte</w:t>
-      </w:r>
-      <w:proofErr w:type="spellEnd"/>
-      <w:r>
-        <w:t xml:space="preserve"> Raimondo de Castel San Pietro in Sabina et </w:t>
-      </w:r>
-      <w:proofErr w:type="spellStart"/>
-      <w:r>
-        <w:t>les</w:t>
-      </w:r>
-      <w:proofErr w:type="spellEnd"/>
-      <w:r>
-        <w:t xml:space="preserve"> </w:t>
-      </w:r>
-      <w:proofErr w:type="spellStart"/>
-      <w:r>
-        <w:t>autres</w:t>
-      </w:r>
-      <w:proofErr w:type="spellEnd"/>
-      <w:r>
-        <w:t xml:space="preserve"> </w:t>
-      </w:r>
-      <w:proofErr w:type="spellStart"/>
-      <w:r>
-        <w:t>frères</w:t>
-      </w:r>
-      <w:proofErr w:type="spellEnd"/>
-      <w:r>
-        <w:t xml:space="preserve"> Bonaccorsi, </w:t>
-      </w:r>
-      <w:proofErr w:type="spellStart"/>
-      <w:r>
-        <w:t>neveux</w:t>
-      </w:r>
-      <w:proofErr w:type="spellEnd"/>
-      <w:r>
-        <w:t xml:space="preserve"> </w:t>
-      </w:r>
-      <w:proofErr w:type="spellStart"/>
-      <w:r>
-        <w:t>du</w:t>
-      </w:r>
-      <w:proofErr w:type="spellEnd"/>
-      <w:r>
-        <w:t xml:space="preserve"> cardinal Bonaccorsi par son </w:t>
-      </w:r>
-      <w:proofErr w:type="spellStart"/>
-      <w:r>
-        <w:t>frère</w:t>
-      </w:r>
-      <w:proofErr w:type="spellEnd"/>
-      <w:r>
-        <w:t xml:space="preserve">, le </w:t>
-      </w:r>
-      <w:proofErr w:type="spellStart"/>
-      <w:r>
-        <w:t>restaurèrent</w:t>
-      </w:r>
-      <w:proofErr w:type="spellEnd"/>
-      <w:r>
-        <w:t xml:space="preserve"> en </w:t>
-      </w:r>
-      <w:proofErr w:type="spellStart"/>
-      <w:r>
-        <w:t>l'an</w:t>
-      </w:r>
-      <w:proofErr w:type="spellEnd"/>
-      <w:r>
-        <w:t xml:space="preserve"> de </w:t>
-      </w:r>
-      <w:proofErr w:type="spellStart"/>
-      <w:r>
-        <w:t>grâce</w:t>
-      </w:r>
-      <w:proofErr w:type="spellEnd"/>
-      <w:r>
-        <w:t xml:space="preserve"> 1716.</w:t>
-      </w:r>
-    </w:p>
-    <w:p>
-      <w:pPr>
-        <w:spacing w:after="0"/>
-      </w:pPr>
-    </w:p>
-    <w:p>
-      <w:pPr>
-        <w:spacing w:after="0"/>
-      </w:pPr>
-      <w:r>
-        <w:t>Il s'</w:t>
-      </w:r>
-      <w:proofErr w:type="spellStart"/>
-      <w:r>
-        <w:t>agit</w:t>
-      </w:r>
-      <w:proofErr w:type="spellEnd"/>
-      <w:r>
-        <w:t xml:space="preserve"> de </w:t>
-      </w:r>
-      <w:proofErr w:type="spellStart"/>
-      <w:r>
-        <w:t>l'arc</w:t>
-      </w:r>
-      <w:proofErr w:type="spellEnd"/>
-      <w:r>
-        <w:t xml:space="preserve"> </w:t>
-      </w:r>
-      <w:proofErr w:type="spellStart"/>
-      <w:r>
-        <w:t>principal</w:t>
-      </w:r>
-      <w:proofErr w:type="spellEnd"/>
-      <w:r>
-        <w:t xml:space="preserve"> n° 1 (le </w:t>
-      </w:r>
-      <w:proofErr w:type="spellStart"/>
-      <w:r>
-        <w:t>numéro</w:t>
-      </w:r>
-      <w:proofErr w:type="spellEnd"/>
-      <w:r>
-        <w:t xml:space="preserve"> </w:t>
-      </w:r>
-      <w:proofErr w:type="spellStart"/>
-      <w:r>
-        <w:t>figurant</w:t>
-      </w:r>
-      <w:proofErr w:type="spellEnd"/>
-      <w:r>
-        <w:t xml:space="preserve"> sur </w:t>
-      </w:r>
-      <w:proofErr w:type="spellStart"/>
-      <w:r>
-        <w:t>cette</w:t>
-      </w:r>
-      <w:proofErr w:type="spellEnd"/>
-      <w:r>
-        <w:t xml:space="preserve"> </w:t>
-      </w:r>
-      <w:proofErr w:type="spellStart"/>
-      <w:r>
-        <w:t>gravure</w:t>
-      </w:r>
-      <w:proofErr w:type="spellEnd"/>
-      <w:r>
-        <w:t xml:space="preserve"> est implicite, mais </w:t>
-      </w:r>
-      <w:proofErr w:type="spellStart"/>
-      <w:r>
-        <w:t>évident</w:t>
-      </w:r>
-      <w:proofErr w:type="spellEnd"/>
-      <w:r>
-        <w:t xml:space="preserve">) de la </w:t>
-      </w:r>
-      <w:proofErr w:type="spellStart"/>
-      <w:r>
-        <w:t>division</w:t>
-      </w:r>
-      <w:proofErr w:type="spellEnd"/>
-      <w:r>
-        <w:t xml:space="preserve"> </w:t>
-      </w:r>
-      <w:proofErr w:type="spellStart"/>
-      <w:r>
-        <w:t>du</w:t>
-      </w:r>
-      <w:proofErr w:type="spellEnd"/>
-      <w:r>
-        <w:t xml:space="preserve"> </w:t>
-      </w:r>
-      <w:proofErr w:type="spellStart"/>
-      <w:r>
-        <w:t>somptueux</w:t>
-      </w:r>
-      <w:proofErr w:type="spellEnd"/>
-      <w:r>
-        <w:t xml:space="preserve"> </w:t>
-      </w:r>
-      <w:proofErr w:type="spellStart"/>
-      <w:r>
-        <w:t>portique</w:t>
-      </w:r>
-      <w:proofErr w:type="spellEnd"/>
-      <w:r>
-        <w:t>.</w:t>
-      </w:r>
-    </w:p>
-    <w:p>
-      <w:pPr>
-        <w:spacing w:after="0"/>
-      </w:pPr>
-    </w:p>
-    <w:p>
-      <w:pPr>
-        <w:spacing w:after="0"/>
-      </w:pPr>
-      <w:proofErr w:type="spellStart"/>
-      <w:r>
-        <w:t>Portique</w:t>
-      </w:r>
-      <w:proofErr w:type="spellEnd"/>
-      <w:r>
-        <w:t xml:space="preserve"> le plus </w:t>
-      </w:r>
-      <w:proofErr w:type="spellStart"/>
-      <w:r>
-        <w:t>célèbre</w:t>
-      </w:r>
-      <w:proofErr w:type="spellEnd"/>
-      <w:r>
-        <w:t xml:space="preserve">, 1707 – </w:t>
-      </w:r>
-      <w:proofErr w:type="spellStart"/>
-      <w:r>
-        <w:t>Arc</w:t>
-      </w:r>
-      <w:proofErr w:type="spellEnd"/>
-      <w:r>
-        <w:t xml:space="preserve"> n° 1. </w:t>
-      </w:r>
-      <w:proofErr w:type="spellStart"/>
-      <w:r>
-        <w:t>Financé</w:t>
-      </w:r>
-      <w:proofErr w:type="spellEnd"/>
-      <w:r>
-        <w:t xml:space="preserve"> par le cardinal Bonaccorsi, </w:t>
-      </w:r>
-      <w:proofErr w:type="spellStart"/>
-      <w:r>
-        <w:t>légat</w:t>
-      </w:r>
-      <w:proofErr w:type="spellEnd"/>
-      <w:r>
-        <w:t xml:space="preserve"> de Bologne.</w:t>
-      </w:r>
-    </w:p>
-    <w:p>
-      <w:pPr>
-        <w:spacing w:after="0"/>
-      </w:pPr>
+      <w:pPr xmlns:w="http://schemas.openxmlformats.org/wordprocessingml/2006/main">
+        <w:spacing w:after="0"/>
+      </w:pPr>
+      <w:r xmlns:w="http://schemas.openxmlformats.org/wordprocessingml/2006/main">
+        <w:t xml:space="preserve">« Étant Clément X, Pontife Optimus Maximus, Bonaccorso Bonaccorsi, Cardinal de la Sainte Église romaine, Légat de Bologne, a précédé de cette élégante révérence la piété des Bolonais envers la Vierge Marie, en l’année jubilaire 1675, la deuxième de sa légation.</w:t>
+      </w:r>
+    </w:p>
+    <w:p>
+      <w:pPr xmlns:w="http://schemas.openxmlformats.org/wordprocessingml/2006/main">
+        <w:spacing w:after="0"/>
+      </w:pPr>
+      <w:r xmlns:w="http://schemas.openxmlformats.org/wordprocessingml/2006/main">
+        <w:t xml:space="preserve">Le comte Raimondo de Castel S. Pietro in Sabina et les autres frères Bonaccorsi, neveux du cardinal Bonaccorso du côté de son frère, le restaurèrent l'année de sa conversion, 1716.</w:t>
+      </w:r>
+    </w:p>
+    <w:p>
+      <w:pPr>
+        <w:spacing w:after="0"/>
+      </w:pPr>
+    </w:p>
+    <w:p>
+      <w:pPr xmlns:w="http://schemas.openxmlformats.org/wordprocessingml/2006/main">
+        <w:spacing w:after="0"/>
+      </w:pPr>
+      <w:r xmlns:w="http://schemas.openxmlformats.org/wordprocessingml/2006/main">
+        <w:t xml:space="preserve">Il correspond à l'arche principale n° 1 (le numéro dans cette gravure est sous-entendu, mais évident) de la division du somptueux portique.</w:t>
+      </w:r>
+    </w:p>
+    <w:p>
+      <w:pPr>
+        <w:spacing w:after="0"/>
+      </w:pPr>
+    </w:p>
+    <w:p>
+      <w:pPr xmlns:w="http://schemas.openxmlformats.org/wordprocessingml/2006/main">
+        <w:spacing w:after="0"/>
+      </w:pPr>
+      <w:r xmlns:w="http://schemas.openxmlformats.org/wordprocessingml/2006/main">
+        <w:t xml:space="preserve">Très célèbre Portique 1707 – Arc 1. Financé par le Cardinal Bonaccorsi, Légat de Bologne.</w:t>
+      </w:r>
     </w:p>
     <w:sectPr>
       <w:pgSz w:w="11906" w:h="16838"/>
@@ -612,6 +569,315 @@
     </w:sectPr>
   </w:body>
 </w:document>
+</file>
+
+<file path=word/numbering.xml><?xml version="1.0" encoding="utf-8"?>
+<w:numbering xmlns:wpc="http://schemas.microsoft.com/office/word/2010/wordprocessingCanvas" xmlns:cx="http://schemas.microsoft.com/office/drawing/2014/chartex" xmlns:cx1="http://schemas.microsoft.com/office/drawing/2015/9/8/chartex" xmlns:cx2="http://schemas.microsoft.com/office/drawing/2015/10/21/chartex" xmlns:cx3="http://schemas.microsoft.com/office/drawing/2016/5/9/chartex" xmlns:cx4="http://schemas.microsoft.com/office/drawing/2016/5/10/chartex" xmlns:cx5="http://schemas.microsoft.com/office/drawing/2016/5/11/chartex" xmlns:cx6="http://schemas.microsoft.com/office/drawing/2016/5/12/chartex" xmlns:cx7="http://schemas.microsoft.com/office/drawing/2016/5/13/chartex" xmlns:cx8="http://schemas.microsoft.com/office/drawing/2016/5/14/chartex" xmlns:mc="http://schemas.openxmlformats.org/markup-compatibility/2006" xmlns:aink="http://schemas.microsoft.com/office/drawing/2016/ink" xmlns:am3d="http://schemas.microsoft.com/office/drawing/2017/model3d" xmlns:o="urn:schemas-microsoft-com:office:office" xmlns:oel="http://schemas.microsoft.com/office/2019/extlst" xmlns:r="http://schemas.openxmlformats.org/officeDocument/2006/relationships" xmlns:m="http://schemas.openxmlformats.org/officeDocument/2006/math" xmlns:v="urn:schemas-microsoft-com:vml" xmlns:wp14="http://schemas.microsoft.com/office/word/2010/wordprocessingDrawing" xmlns:wp="http://schemas.openxmlformats.org/drawingml/2006/wordprocessingDrawing" xmlns:w10="urn:schemas-microsoft-com:office:word" xmlns:w="http://schemas.openxmlformats.org/wordprocessingml/2006/main" xmlns:w14="http://schemas.microsoft.com/office/word/2010/wordml" xmlns:w15="http://schemas.microsoft.com/office/word/2012/wordml" xmlns:w16cex="http://schemas.microsoft.com/office/word/2018/wordml/cex" xmlns:w16cid="http://schemas.microsoft.com/office/word/2016/wordml/cid" xmlns:w16="http://schemas.microsoft.com/office/word/2018/wordml" xmlns:w16du="http://schemas.microsoft.com/office/word/2023/wordml/word16du" xmlns:w16sdtdh="http://schemas.microsoft.com/office/word/2020/wordml/sdtdatahash" xmlns:w16sdtfl="http://schemas.microsoft.com/office/word/2024/wordml/sdtformatlock" xmlns:w16se="http://schemas.microsoft.com/office/word/2015/wordml/symex" xmlns:wpg="http://schemas.microsoft.com/office/word/2010/wordprocessingGroup" xmlns:wpi="http://schemas.microsoft.com/office/word/2010/wordprocessingInk" xmlns:wne="http://schemas.microsoft.com/office/word/2006/wordml" xmlns:wps="http://schemas.microsoft.com/office/word/2010/wordprocessingShape" mc:Ignorable="w14 w15 w16se w16cid w16 w16cex w16sdtdh w16sdtfl w16du wp14">
+  <w:abstractNum w:abstractNumId="0" w15:restartNumberingAfterBreak="0">
+    <w:nsid w:val="282C4FE6"/>
+    <w:multiLevelType w:val="multilevel"/>
+    <w:tmpl w:val="05723ED0"/>
+    <w:lvl w:ilvl="0">
+      <w:start w:val="1"/>
+      <w:numFmt w:val="bullet"/>
+      <w:lvlText w:val=""/>
+      <w:lvlJc w:val="left"/>
+      <w:pPr>
+        <w:tabs>
+          <w:tab w:val="num" w:pos="720"/>
+        </w:tabs>
+        <w:ind w:left="720" w:hanging="360"/>
+      </w:pPr>
+      <w:rPr>
+        <w:rFonts w:ascii="Symbol" w:hAnsi="Symbol" w:hint="default"/>
+        <w:sz w:val="20"/>
+      </w:rPr>
+    </w:lvl>
+    <w:lvl w:ilvl="1" w:tentative="1">
+      <w:start w:val="1"/>
+      <w:numFmt w:val="bullet"/>
+      <w:lvlText w:val="o"/>
+      <w:lvlJc w:val="left"/>
+      <w:pPr>
+        <w:tabs>
+          <w:tab w:val="num" w:pos="1440"/>
+        </w:tabs>
+        <w:ind w:left="1440" w:hanging="360"/>
+      </w:pPr>
+      <w:rPr>
+        <w:rFonts w:ascii="Courier New" w:hAnsi="Courier New" w:hint="default"/>
+        <w:sz w:val="20"/>
+      </w:rPr>
+    </w:lvl>
+    <w:lvl w:ilvl="2" w:tentative="1">
+      <w:start w:val="1"/>
+      <w:numFmt w:val="bullet"/>
+      <w:lvlText w:val=""/>
+      <w:lvlJc w:val="left"/>
+      <w:pPr>
+        <w:tabs>
+          <w:tab w:val="num" w:pos="2160"/>
+        </w:tabs>
+        <w:ind w:left="2160" w:hanging="360"/>
+      </w:pPr>
+      <w:rPr>
+        <w:rFonts w:ascii="Wingdings" w:hAnsi="Wingdings" w:hint="default"/>
+        <w:sz w:val="20"/>
+      </w:rPr>
+    </w:lvl>
+    <w:lvl w:ilvl="3" w:tentative="1">
+      <w:start w:val="1"/>
+      <w:numFmt w:val="bullet"/>
+      <w:lvlText w:val=""/>
+      <w:lvlJc w:val="left"/>
+      <w:pPr>
+        <w:tabs>
+          <w:tab w:val="num" w:pos="2880"/>
+        </w:tabs>
+        <w:ind w:left="2880" w:hanging="360"/>
+      </w:pPr>
+      <w:rPr>
+        <w:rFonts w:ascii="Wingdings" w:hAnsi="Wingdings" w:hint="default"/>
+        <w:sz w:val="20"/>
+      </w:rPr>
+    </w:lvl>
+    <w:lvl w:ilvl="4" w:tentative="1">
+      <w:start w:val="1"/>
+      <w:numFmt w:val="bullet"/>
+      <w:lvlText w:val=""/>
+      <w:lvlJc w:val="left"/>
+      <w:pPr>
+        <w:tabs>
+          <w:tab w:val="num" w:pos="3600"/>
+        </w:tabs>
+        <w:ind w:left="3600" w:hanging="360"/>
+      </w:pPr>
+      <w:rPr>
+        <w:rFonts w:ascii="Wingdings" w:hAnsi="Wingdings" w:hint="default"/>
+        <w:sz w:val="20"/>
+      </w:rPr>
+    </w:lvl>
+    <w:lvl w:ilvl="5" w:tentative="1">
+      <w:start w:val="1"/>
+      <w:numFmt w:val="bullet"/>
+      <w:lvlText w:val=""/>
+      <w:lvlJc w:val="left"/>
+      <w:pPr>
+        <w:tabs>
+          <w:tab w:val="num" w:pos="4320"/>
+        </w:tabs>
+        <w:ind w:left="4320" w:hanging="360"/>
+      </w:pPr>
+      <w:rPr>
+        <w:rFonts w:ascii="Wingdings" w:hAnsi="Wingdings" w:hint="default"/>
+        <w:sz w:val="20"/>
+      </w:rPr>
+    </w:lvl>
+    <w:lvl w:ilvl="6" w:tentative="1">
+      <w:start w:val="1"/>
+      <w:numFmt w:val="bullet"/>
+      <w:lvlText w:val=""/>
+      <w:lvlJc w:val="left"/>
+      <w:pPr>
+        <w:tabs>
+          <w:tab w:val="num" w:pos="5040"/>
+        </w:tabs>
+        <w:ind w:left="5040" w:hanging="360"/>
+      </w:pPr>
+      <w:rPr>
+        <w:rFonts w:ascii="Wingdings" w:hAnsi="Wingdings" w:hint="default"/>
+        <w:sz w:val="20"/>
+      </w:rPr>
+    </w:lvl>
+    <w:lvl w:ilvl="7" w:tentative="1">
+      <w:start w:val="1"/>
+      <w:numFmt w:val="bullet"/>
+      <w:lvlText w:val=""/>
+      <w:lvlJc w:val="left"/>
+      <w:pPr>
+        <w:tabs>
+          <w:tab w:val="num" w:pos="5760"/>
+        </w:tabs>
+        <w:ind w:left="5760" w:hanging="360"/>
+      </w:pPr>
+      <w:rPr>
+        <w:rFonts w:ascii="Wingdings" w:hAnsi="Wingdings" w:hint="default"/>
+        <w:sz w:val="20"/>
+      </w:rPr>
+    </w:lvl>
+    <w:lvl w:ilvl="8" w:tentative="1">
+      <w:start w:val="1"/>
+      <w:numFmt w:val="bullet"/>
+      <w:lvlText w:val=""/>
+      <w:lvlJc w:val="left"/>
+      <w:pPr>
+        <w:tabs>
+          <w:tab w:val="num" w:pos="6480"/>
+        </w:tabs>
+        <w:ind w:left="6480" w:hanging="360"/>
+      </w:pPr>
+      <w:rPr>
+        <w:rFonts w:ascii="Wingdings" w:hAnsi="Wingdings" w:hint="default"/>
+        <w:sz w:val="20"/>
+      </w:rPr>
+    </w:lvl>
+  </w:abstractNum>
+  <w:abstractNum w:abstractNumId="1" w15:restartNumberingAfterBreak="0">
+    <w:nsid w:val="445240CB"/>
+    <w:multiLevelType w:val="multilevel"/>
+    <w:tmpl w:val="D7A8C848"/>
+    <w:lvl w:ilvl="0">
+      <w:start w:val="1"/>
+      <w:numFmt w:val="bullet"/>
+      <w:lvlText w:val=""/>
+      <w:lvlJc w:val="left"/>
+      <w:pPr>
+        <w:tabs>
+          <w:tab w:val="num" w:pos="720"/>
+        </w:tabs>
+        <w:ind w:left="720" w:hanging="360"/>
+      </w:pPr>
+      <w:rPr>
+        <w:rFonts w:ascii="Symbol" w:hAnsi="Symbol" w:hint="default"/>
+        <w:sz w:val="20"/>
+      </w:rPr>
+    </w:lvl>
+    <w:lvl w:ilvl="1" w:tentative="1">
+      <w:start w:val="1"/>
+      <w:numFmt w:val="bullet"/>
+      <w:lvlText w:val="o"/>
+      <w:lvlJc w:val="left"/>
+      <w:pPr>
+        <w:tabs>
+          <w:tab w:val="num" w:pos="1440"/>
+        </w:tabs>
+        <w:ind w:left="1440" w:hanging="360"/>
+      </w:pPr>
+      <w:rPr>
+        <w:rFonts w:ascii="Courier New" w:hAnsi="Courier New" w:hint="default"/>
+        <w:sz w:val="20"/>
+      </w:rPr>
+    </w:lvl>
+    <w:lvl w:ilvl="2" w:tentative="1">
+      <w:start w:val="1"/>
+      <w:numFmt w:val="bullet"/>
+      <w:lvlText w:val=""/>
+      <w:lvlJc w:val="left"/>
+      <w:pPr>
+        <w:tabs>
+          <w:tab w:val="num" w:pos="2160"/>
+        </w:tabs>
+        <w:ind w:left="2160" w:hanging="360"/>
+      </w:pPr>
+      <w:rPr>
+        <w:rFonts w:ascii="Wingdings" w:hAnsi="Wingdings" w:hint="default"/>
+        <w:sz w:val="20"/>
+      </w:rPr>
+    </w:lvl>
+    <w:lvl w:ilvl="3" w:tentative="1">
+      <w:start w:val="1"/>
+      <w:numFmt w:val="bullet"/>
+      <w:lvlText w:val=""/>
+      <w:lvlJc w:val="left"/>
+      <w:pPr>
+        <w:tabs>
+          <w:tab w:val="num" w:pos="2880"/>
+        </w:tabs>
+        <w:ind w:left="2880" w:hanging="360"/>
+      </w:pPr>
+      <w:rPr>
+        <w:rFonts w:ascii="Wingdings" w:hAnsi="Wingdings" w:hint="default"/>
+        <w:sz w:val="20"/>
+      </w:rPr>
+    </w:lvl>
+    <w:lvl w:ilvl="4" w:tentative="1">
+      <w:start w:val="1"/>
+      <w:numFmt w:val="bullet"/>
+      <w:lvlText w:val=""/>
+      <w:lvlJc w:val="left"/>
+      <w:pPr>
+        <w:tabs>
+          <w:tab w:val="num" w:pos="3600"/>
+        </w:tabs>
+        <w:ind w:left="3600" w:hanging="360"/>
+      </w:pPr>
+      <w:rPr>
+        <w:rFonts w:ascii="Wingdings" w:hAnsi="Wingdings" w:hint="default"/>
+        <w:sz w:val="20"/>
+      </w:rPr>
+    </w:lvl>
+    <w:lvl w:ilvl="5" w:tentative="1">
+      <w:start w:val="1"/>
+      <w:numFmt w:val="bullet"/>
+      <w:lvlText w:val=""/>
+      <w:lvlJc w:val="left"/>
+      <w:pPr>
+        <w:tabs>
+          <w:tab w:val="num" w:pos="4320"/>
+        </w:tabs>
+        <w:ind w:left="4320" w:hanging="360"/>
+      </w:pPr>
+      <w:rPr>
+        <w:rFonts w:ascii="Wingdings" w:hAnsi="Wingdings" w:hint="default"/>
+        <w:sz w:val="20"/>
+      </w:rPr>
+    </w:lvl>
+    <w:lvl w:ilvl="6" w:tentative="1">
+      <w:start w:val="1"/>
+      <w:numFmt w:val="bullet"/>
+      <w:lvlText w:val=""/>
+      <w:lvlJc w:val="left"/>
+      <w:pPr>
+        <w:tabs>
+          <w:tab w:val="num" w:pos="5040"/>
+        </w:tabs>
+        <w:ind w:left="5040" w:hanging="360"/>
+      </w:pPr>
+      <w:rPr>
+        <w:rFonts w:ascii="Wingdings" w:hAnsi="Wingdings" w:hint="default"/>
+        <w:sz w:val="20"/>
+      </w:rPr>
+    </w:lvl>
+    <w:lvl w:ilvl="7" w:tentative="1">
+      <w:start w:val="1"/>
+      <w:numFmt w:val="bullet"/>
+      <w:lvlText w:val=""/>
+      <w:lvlJc w:val="left"/>
+      <w:pPr>
+        <w:tabs>
+          <w:tab w:val="num" w:pos="5760"/>
+        </w:tabs>
+        <w:ind w:left="5760" w:hanging="360"/>
+      </w:pPr>
+      <w:rPr>
+        <w:rFonts w:ascii="Wingdings" w:hAnsi="Wingdings" w:hint="default"/>
+        <w:sz w:val="20"/>
+      </w:rPr>
+    </w:lvl>
+    <w:lvl w:ilvl="8" w:tentative="1">
+      <w:start w:val="1"/>
+      <w:numFmt w:val="bullet"/>
+      <w:lvlText w:val=""/>
+      <w:lvlJc w:val="left"/>
+      <w:pPr>
+        <w:tabs>
+          <w:tab w:val="num" w:pos="6480"/>
+        </w:tabs>
+        <w:ind w:left="6480" w:hanging="360"/>
+      </w:pPr>
+      <w:rPr>
+        <w:rFonts w:ascii="Wingdings" w:hAnsi="Wingdings" w:hint="default"/>
+        <w:sz w:val="20"/>
+      </w:rPr>
+    </w:lvl>
+  </w:abstractNum>
+  <w:num w:numId="1" w16cid:durableId="315648114">
+    <w:abstractNumId w:val="1"/>
+  </w:num>
+  <w:num w:numId="2" w16cid:durableId="547911058">
+    <w:abstractNumId w:val="0"/>
+  </w:num>
+</w:numbering>
 </file>
 
 <file path=word/styles.xml><?xml version="1.0" encoding="utf-8"?>
@@ -623,7 +889,7 @@
         <w:kern w:val="2"/>
         <w:sz w:val="24"/>
         <w:szCs w:val="24"/>
-        <w:lang w:val="it-IT" w:eastAsia="en-US" w:bidi="ar-SA"/>
+        <w:lang w:val="fr" w:eastAsia="en-US" w:bidi="ar-SA"/>
         <w14:ligatures w14:val="standardContextual"/>
       </w:rPr>
     </w:rPrDefault>
@@ -1217,7 +1483,6 @@
   <w:style w:type="character" w:default="1" w:styleId="Carpredefinitoparagrafo">
     <w:name w:val="Default Paragraph Font"/>
     <w:uiPriority w:val="1"/>
-    <w:semiHidden/>
     <w:unhideWhenUsed/>
   </w:style>
   <w:style w:type="table" w:default="1" w:styleId="Tabellanormale">

--- a/DOCS_DA_CONVERTIRE/psontuoso_fr.docx
+++ b/DOCS_DA_CONVERTIRE/psontuoso_fr.docx
@@ -3,18 +3,18 @@
 <w:document xmlns:wpc="http://schemas.microsoft.com/office/word/2010/wordprocessingCanvas" xmlns:cx="http://schemas.microsoft.com/office/drawing/2014/chartex" xmlns:cx1="http://schemas.microsoft.com/office/drawing/2015/9/8/chartex" xmlns:cx2="http://schemas.microsoft.com/office/drawing/2015/10/21/chartex" xmlns:cx3="http://schemas.microsoft.com/office/drawing/2016/5/9/chartex" xmlns:cx4="http://schemas.microsoft.com/office/drawing/2016/5/10/chartex" xmlns:cx5="http://schemas.microsoft.com/office/drawing/2016/5/11/chartex" xmlns:cx6="http://schemas.microsoft.com/office/drawing/2016/5/12/chartex" xmlns:cx7="http://schemas.microsoft.com/office/drawing/2016/5/13/chartex" xmlns:cx8="http://schemas.microsoft.com/office/drawing/2016/5/14/chartex" xmlns:mc="http://schemas.openxmlformats.org/markup-compatibility/2006" xmlns:aink="http://schemas.microsoft.com/office/drawing/2016/ink" xmlns:am3d="http://schemas.microsoft.com/office/drawing/2017/model3d" xmlns:o="urn:schemas-microsoft-com:office:office" xmlns:oel="http://schemas.microsoft.com/office/2019/extlst" xmlns:r="http://schemas.openxmlformats.org/officeDocument/2006/relationships" xmlns:m="http://schemas.openxmlformats.org/officeDocument/2006/math" xmlns:v="urn:schemas-microsoft-com:vml" xmlns:wp14="http://schemas.microsoft.com/office/word/2010/wordprocessingDrawing" xmlns:wp="http://schemas.openxmlformats.org/drawingml/2006/wordprocessingDrawing" xmlns:w10="urn:schemas-microsoft-com:office:word" xmlns:w="http://schemas.openxmlformats.org/wordprocessingml/2006/main" xmlns:w14="http://schemas.microsoft.com/office/word/2010/wordml" xmlns:w15="http://schemas.microsoft.com/office/word/2012/wordml" xmlns:w16cex="http://schemas.microsoft.com/office/word/2018/wordml/cex" xmlns:w16cid="http://schemas.microsoft.com/office/word/2016/wordml/cid" xmlns:w16="http://schemas.microsoft.com/office/word/2018/wordml" xmlns:w16du="http://schemas.microsoft.com/office/word/2023/wordml/word16du" xmlns:w16sdtdh="http://schemas.microsoft.com/office/word/2020/wordml/sdtdatahash" xmlns:w16sdtfl="http://schemas.microsoft.com/office/word/2024/wordml/sdtformatlock" xmlns:w16se="http://schemas.microsoft.com/office/word/2015/wordml/symex" xmlns:wpg="http://schemas.microsoft.com/office/word/2010/wordprocessingGroup" xmlns:wpi="http://schemas.microsoft.com/office/word/2010/wordprocessingInk" xmlns:wne="http://schemas.microsoft.com/office/word/2006/wordml" xmlns:wps="http://schemas.microsoft.com/office/word/2010/wordprocessingShape" mc:Ignorable="w14 w15 w16se w16cid w16 w16cex w16sdtdh w16sdtfl w16du wp14">
   <w:body>
     <w:p>
-      <w:r xmlns:w="http://schemas.openxmlformats.org/wordprocessingml/2006/main">
+      <w:r>
         <w:t xml:space="preserve">Le </w:t>
       </w:r>
-      <w:r xmlns:w="http://schemas.openxmlformats.org/wordprocessingml/2006/main">
+      <w:r>
         <w:rPr>
           <w:b/>
           <w:bCs/>
         </w:rPr>
         <w:t xml:space="preserve">Portone Sontuoso </w:t>
       </w:r>
-      <w:r xmlns:w="http://schemas.openxmlformats.org/wordprocessingml/2006/main">
-        <w:t xml:space="preserve">est bien plus qu'une simple entrée ; c'est l'imposante « carte de visite » qui marque le début de l'ascension la plus emblématique de Bologne. Situé sur la Via Saragozza, il constitue le point précis où le portique se sépare de la ville pour entamer son ascension vers le Colle della Guardia.</w:t>
+      <w:r>
+        <w:t>est bien plus qu'une simple entrée ; c'est l'imposante « carte de visite » qui marque le début de l'ascension la plus emblématique de Bologne. Situé sur la Via Saragozza, il constitue le point précis où le portique se sépare de la ville pour entamer son ascension vers le Colle della Guardia.</w:t>
       </w:r>
     </w:p>
     <w:p/>
@@ -67,180 +67,178 @@
       </w:r>
     </w:p>
     <w:p>
-      <w:pPr xmlns:w="http://schemas.openxmlformats.org/wordprocessingml/2006/main">
-        <w:rPr>
-          <w:noProof/>
-        </w:rPr>
-      </w:pPr>
-      <w:r xmlns:w="http://schemas.openxmlformats.org/wordprocessingml/2006/main">
-        <w:rPr>
-          <w:noProof/>
-        </w:rPr>
-        <w:t xml:space="preserve">[SPLIT_BLOCK:Portone_Sontuoso.jpg]</w:t>
-      </w:r>
-    </w:p>
-    <w:p>
-      <w:r xmlns:w="http://schemas.openxmlformats.org/wordprocessingml/2006/main">
-        <w:t xml:space="preserve">Voici les principaux détails concernant ce chef-d'œuvre architectural :</w:t>
-      </w:r>
-    </w:p>
-    <w:p>
-      <w:pPr xmlns:w="http://schemas.openxmlformats.org/wordprocessingml/2006/main">
+      <w:pPr>
+        <w:rPr>
+          <w:noProof/>
+        </w:rPr>
+      </w:pPr>
+      <w:r>
+        <w:rPr>
+          <w:noProof/>
+        </w:rPr>
+        <w:t>[SPLIT_BLOCK:Portone_Sontuoso.jpg]</w:t>
+      </w:r>
+    </w:p>
+    <w:p>
+      <w:r>
+        <w:t>Voici les principaux détails concernant ce chef-d'œuvre architectural :</w:t>
+      </w:r>
+    </w:p>
+    <w:p>
+      <w:pPr>
         <w:rPr>
           <w:b/>
           <w:bCs/>
         </w:rPr>
       </w:pPr>
-      <w:r xmlns:w="http://schemas.openxmlformats.org/wordprocessingml/2006/main">
+      <w:r>
         <w:rPr>
           <w:b/>
           <w:bCs/>
         </w:rPr>
-        <w:t xml:space="preserve">1. Architecture et symbolisme</w:t>
-      </w:r>
-    </w:p>
-    <w:p>
-      <w:r xmlns:w="http://schemas.openxmlformats.org/wordprocessingml/2006/main">
+        <w:t>1. Architecture et symbolisme</w:t>
+      </w:r>
+    </w:p>
+    <w:p>
+      <w:r>
         <w:t xml:space="preserve">Construite en </w:t>
       </w:r>
-      <w:r xmlns:w="http://schemas.openxmlformats.org/wordprocessingml/2006/main">
+      <w:r>
         <w:rPr>
           <w:b/>
           <w:bCs/>
         </w:rPr>
         <w:t xml:space="preserve">1674 </w:t>
       </w:r>
-      <w:r xmlns:w="http://schemas.openxmlformats.org/wordprocessingml/2006/main">
+      <w:r>
         <w:t xml:space="preserve">, l'arche a été conçue par l'architecte </w:t>
       </w:r>
-      <w:r xmlns:w="http://schemas.openxmlformats.org/wordprocessingml/2006/main">
+      <w:r>
         <w:rPr>
           <w:b/>
           <w:bCs/>
         </w:rPr>
         <w:t xml:space="preserve">Gian Giacomo Monti </w:t>
       </w:r>
-      <w:r xmlns:w="http://schemas.openxmlformats.org/wordprocessingml/2006/main">
-        <w:t xml:space="preserve">.</w:t>
-      </w:r>
-    </w:p>
-    <w:p>
-      <w:pPr xmlns:w="http://schemas.openxmlformats.org/wordprocessingml/2006/main">
+      <w:r>
+        <w:t>.</w:t>
+      </w:r>
+    </w:p>
+    <w:p>
+      <w:pPr>
         <w:numPr>
           <w:ilvl w:val="0"/>
           <w:numId w:val="1"/>
         </w:numPr>
       </w:pPr>
-      <w:r xmlns:w="http://schemas.openxmlformats.org/wordprocessingml/2006/main">
+      <w:r>
         <w:rPr>
           <w:b/>
           <w:bCs/>
         </w:rPr>
         <w:t xml:space="preserve">Structure : </w:t>
       </w:r>
-      <w:r xmlns:w="http://schemas.openxmlformats.org/wordprocessingml/2006/main">
-        <w:t xml:space="preserve">Il apparaît comme un arc de triomphe d'ordre corinthien, monumental et nettement plus haut et plus orné que les 665 autres arcs du portique.</w:t>
-      </w:r>
-    </w:p>
-    <w:p>
-      <w:pPr xmlns:w="http://schemas.openxmlformats.org/wordprocessingml/2006/main">
+      <w:r>
+        <w:t>Il apparaît comme un arc de triomphe d'ordre corinthien, monumental et nettement plus haut et plus orné que les 665 autres arcs du portique.</w:t>
+      </w:r>
+    </w:p>
+    <w:p>
+      <w:pPr>
         <w:numPr>
           <w:ilvl w:val="0"/>
           <w:numId w:val="1"/>
         </w:numPr>
       </w:pPr>
-      <w:r xmlns:w="http://schemas.openxmlformats.org/wordprocessingml/2006/main">
+      <w:r>
         <w:rPr>
           <w:b/>
           <w:bCs/>
         </w:rPr>
         <w:t xml:space="preserve">Fonction : </w:t>
       </w:r>
-      <w:r xmlns:w="http://schemas.openxmlformats.org/wordprocessingml/2006/main">
-        <w:t xml:space="preserve">Ce lieu marque la transition entre le monde « profane » de la ville et le monde « sacré » du pèlerinage. Il marque le début d'un chemin de près de 4 kilomètres qui symbolise le corps du serpent (le diable) écrasé aux pieds de la Vierge (le Sanctuaire).</w:t>
-      </w:r>
-    </w:p>
-    <w:p>
-      <w:pPr xmlns:w="http://schemas.openxmlformats.org/wordprocessingml/2006/main">
+      <w:r>
+        <w:t>Ce lieu marque la transition entre le monde « profane » de la ville et le monde « sacré » du pèlerinage. Il marque le début d'un chemin de près de 4 kilomètres qui symbolise le corps du serpent (le diable) écrasé aux pieds de la Vierge (le Sanctuaire).</w:t>
+      </w:r>
+    </w:p>
+    <w:p>
+      <w:pPr>
         <w:rPr>
           <w:b/>
           <w:bCs/>
         </w:rPr>
       </w:pPr>
-      <w:r xmlns:w="http://schemas.openxmlformats.org/wordprocessingml/2006/main">
+      <w:r>
         <w:rPr>
           <w:b/>
           <w:bCs/>
         </w:rPr>
-        <w:t xml:space="preserve">2. Pourquoi l'appelle-t-on « somptueux » ?</w:t>
-      </w:r>
-    </w:p>
-    <w:p>
-      <w:r xmlns:w="http://schemas.openxmlformats.org/wordprocessingml/2006/main">
-        <w:t xml:space="preserve">Ce nom n'est pas une exagération moderne, mais il tire sa richesse décorative comparée à la sobriété du reste du parcours.</w:t>
-      </w:r>
-    </w:p>
-    <w:p>
-      <w:pPr xmlns:w="http://schemas.openxmlformats.org/wordprocessingml/2006/main">
+        <w:t>2. Pourquoi l'appelle-t-on « somptueux » ?</w:t>
+      </w:r>
+    </w:p>
+    <w:p>
+      <w:r>
+        <w:t>Ce nom n'est pas une exagération moderne, mais il tire sa richesse décorative comparée à la sobriété du reste du parcours.</w:t>
+      </w:r>
+    </w:p>
+    <w:p>
+      <w:pPr>
         <w:numPr>
           <w:ilvl w:val="0"/>
           <w:numId w:val="2"/>
         </w:numPr>
       </w:pPr>
-      <w:r xmlns:w="http://schemas.openxmlformats.org/wordprocessingml/2006/main">
+      <w:r>
         <w:t xml:space="preserve">Il est orné des armoiries de la famille </w:t>
       </w:r>
-      <w:r xmlns:w="http://schemas.openxmlformats.org/wordprocessingml/2006/main">
+      <w:r>
         <w:rPr>
           <w:b/>
           <w:bCs/>
         </w:rPr>
         <w:t xml:space="preserve">Bonaccorsi </w:t>
       </w:r>
-      <w:r xmlns:w="http://schemas.openxmlformats.org/wordprocessingml/2006/main">
-        <w:t xml:space="preserve">, qui a financé sa construction.</w:t>
-      </w:r>
-    </w:p>
-    <w:p>
-      <w:pPr xmlns:w="http://schemas.openxmlformats.org/wordprocessingml/2006/main">
+      <w:r>
+        <w:t>, qui a financé sa construction.</w:t>
+      </w:r>
+    </w:p>
+    <w:p>
+      <w:pPr>
         <w:numPr>
           <w:ilvl w:val="0"/>
           <w:numId w:val="2"/>
         </w:numPr>
       </w:pPr>
-      <w:r xmlns:w="http://schemas.openxmlformats.org/wordprocessingml/2006/main">
-        <w:t xml:space="preserve">Il présente des inscriptions latines et des décorations en relief célébrant la protection de la Vierge sur la ville de Bologne.</w:t>
-      </w:r>
-    </w:p>
-    <w:p>
-      <w:pPr xmlns:w="http://schemas.openxmlformats.org/wordprocessingml/2006/main">
+      <w:r>
+        <w:t>Il présente des inscriptions latines et des décorations en relief célébrant la protection de la Vierge sur la ville de Bologne.</w:t>
+      </w:r>
+    </w:p>
+    <w:p>
+      <w:pPr>
         <w:rPr>
           <w:b/>
           <w:bCs/>
         </w:rPr>
       </w:pPr>
-      <w:r xmlns:w="http://schemas.openxmlformats.org/wordprocessingml/2006/main">
+      <w:r>
         <w:rPr>
           <w:b/>
           <w:bCs/>
         </w:rPr>
-        <w:t xml:space="preserve">3. Une curiosité historique</w:t>
-      </w:r>
-    </w:p>
-    <w:p>
-      <w:r xmlns:w="http://schemas.openxmlformats.org/wordprocessingml/2006/main">
-        <w:lastRenderedPageBreak xmlns:w="http://schemas.openxmlformats.org/wordprocessingml/2006/main"/>
-      </w:r>
-      <w:r xmlns:w="http://schemas.openxmlformats.org/wordprocessingml/2006/main">
-        <w:t xml:space="preserve">Bien qu'il soit aujourd'hui parfaitement intégré au tissu urbain, le Portone Sontuoso représentait, lors de sa construction, un véritable défi d'ingénierie et de logistique. Il fallait en effet relier la portion de route plate (construite entre 1674 et 1676) au début de la montée abrupte menant à Meloncello.</w:t>
-      </w:r>
-    </w:p>
-    <w:p>
-      <w:r xmlns:w="http://schemas.openxmlformats.org/wordprocessingml/2006/main" xmlns:wp="http://schemas.openxmlformats.org/drawingml/2006/wordprocessingDrawing" xmlns:wp14="http://schemas.microsoft.com/office/word/2010/wordprocessingDrawing" xmlns:r="http://schemas.openxmlformats.org/officeDocument/2006/relationships">
-        <w:rPr>
-          <w:noProof/>
-        </w:rPr>
-        <w:drawing xmlns:w="http://schemas.openxmlformats.org/wordprocessingml/2006/main" xmlns:wp="http://schemas.openxmlformats.org/drawingml/2006/wordprocessingDrawing" xmlns:wp14="http://schemas.microsoft.com/office/word/2010/wordprocessingDrawing" xmlns:r="http://schemas.openxmlformats.org/officeDocument/2006/relationships">
+        <w:t>3. Une curiosité historique</w:t>
+      </w:r>
+    </w:p>
+    <w:p>
+      <w:r>
+        <w:lastRenderedPageBreak/>
+        <w:t>Bien qu'il soit aujourd'hui parfaitement intégré au tissu urbain, le Portone Sontuoso représentait, lors de sa construction, un véritable défi d'ingénierie et de logistique. Il fallait en effet relier la portion de route plate (construite entre 1674 et 1676) au début de la montée abrupte menant à Meloncello.</w:t>
+      </w:r>
+    </w:p>
+    <w:p>
+      <w:r>
+        <w:rPr>
+          <w:noProof/>
+        </w:rPr>
+        <w:drawing>
           <wp:inline distT="0" distB="0" distL="0" distR="0" wp14:anchorId="227264A1" wp14:editId="59A5B6DD">
             <wp:extent cx="6120130" cy="4230370"/>
             <wp:effectExtent l="0" t="0" r="0" b="0"/>
@@ -282,229 +280,238 @@
           </wp:inline>
         </w:drawing>
       </w:r>
-      <w:r xmlns:w="http://schemas.openxmlformats.org/wordprocessingml/2006/main">
-        <w:rPr>
-          <w:noProof/>
-        </w:rPr>
-        <w:t xml:space="preserve">[SPLIT_BLOCK :Drawing_Bonaccorsi]</w:t>
-      </w:r>
-      <w:r xmlns:w="http://schemas.openxmlformats.org/wordprocessingml/2006/main">
+      <w:r>
+        <w:rPr>
+          <w:noProof/>
+        </w:rPr>
+        <w:t>[SPLIT_BLOCK:Disegno_</w:t>
+      </w:r>
+      <w:r>
+        <w:rPr>
+          <w:noProof/>
+        </w:rPr>
+        <w:t>Bonaccorsi</w:t>
+      </w:r>
+      <w:r>
+        <w:rPr>
+          <w:noProof/>
+        </w:rPr>
+        <w:t>]</w:t>
+      </w:r>
+      <w:r>
         <w:t xml:space="preserve"> </w:t>
       </w:r>
     </w:p>
     <w:p>
-      <w:pPr xmlns:w="http://schemas.openxmlformats.org/wordprocessingml/2006/main">
-        <w:spacing w:after="0"/>
-      </w:pPr>
-      <w:r xmlns:w="http://schemas.openxmlformats.org/wordprocessingml/2006/main">
-        <w:t xml:space="preserve">La plaque sous le porche indique :</w:t>
-      </w:r>
-    </w:p>
-    <w:p>
-      <w:pPr xmlns:w="http://schemas.openxmlformats.org/wordprocessingml/2006/main">
+      <w:r>
+        <w:t>La plaque sous le porche indique :</w:t>
+      </w:r>
+    </w:p>
+    <w:p>
+      <w:pPr>
         <w:spacing w:after="0"/>
         <w:jc w:val="center"/>
         <w:rPr>
           <w:noProof/>
         </w:rPr>
       </w:pPr>
-      <w:r xmlns:w="http://schemas.openxmlformats.org/wordprocessingml/2006/main">
-        <w:rPr>
-          <w:noProof/>
-        </w:rPr>
-        <w:t xml:space="preserve">CLEMENTE X PON OPT MAX</w:t>
-      </w:r>
-    </w:p>
-    <w:p>
-      <w:pPr xmlns:w="http://schemas.openxmlformats.org/wordprocessingml/2006/main">
+      <w:r>
+        <w:rPr>
+          <w:noProof/>
+        </w:rPr>
+        <w:t>CLEMENTE X PONT OPT MAX</w:t>
+      </w:r>
+    </w:p>
+    <w:p>
+      <w:pPr>
         <w:spacing w:after="0"/>
         <w:jc w:val="center"/>
         <w:rPr>
           <w:noProof/>
         </w:rPr>
       </w:pPr>
-      <w:r xmlns:w="http://schemas.openxmlformats.org/wordprocessingml/2006/main">
-        <w:rPr>
-          <w:noProof/>
-        </w:rPr>
-        <w:t xml:space="preserve">BONACCURSIUS</w:t>
-      </w:r>
-    </w:p>
-    <w:p>
-      <w:pPr xmlns:w="http://schemas.openxmlformats.org/wordprocessingml/2006/main">
+      <w:r>
+        <w:rPr>
+          <w:noProof/>
+        </w:rPr>
+        <w:t>BONACCURSIUS</w:t>
+      </w:r>
+    </w:p>
+    <w:p>
+      <w:pPr>
         <w:spacing w:after="0"/>
         <w:jc w:val="center"/>
         <w:rPr>
           <w:noProof/>
         </w:rPr>
       </w:pPr>
-      <w:r xmlns:w="http://schemas.openxmlformats.org/wordprocessingml/2006/main">
-        <w:rPr>
-          <w:noProof/>
-        </w:rPr>
-        <w:t xml:space="preserve">SRE CARDINALIS BONACCURSIUS</w:t>
-      </w:r>
-    </w:p>
-    <w:p>
-      <w:pPr xmlns:w="http://schemas.openxmlformats.org/wordprocessingml/2006/main">
+      <w:r>
+        <w:rPr>
+          <w:noProof/>
+        </w:rPr>
+        <w:t>S R E CARDINALIS BONACCURSIUS</w:t>
+      </w:r>
+    </w:p>
+    <w:p>
+      <w:pPr>
         <w:spacing w:after="0"/>
         <w:jc w:val="center"/>
         <w:rPr>
           <w:noProof/>
         </w:rPr>
       </w:pPr>
-      <w:r xmlns:w="http://schemas.openxmlformats.org/wordprocessingml/2006/main">
-        <w:rPr>
-          <w:noProof/>
-        </w:rPr>
-        <w:t xml:space="preserve">BONONIAE DE LATERE LEGATUS</w:t>
-      </w:r>
-    </w:p>
-    <w:p>
-      <w:pPr xmlns:w="http://schemas.openxmlformats.org/wordprocessingml/2006/main">
+      <w:r>
+        <w:rPr>
+          <w:noProof/>
+        </w:rPr>
+        <w:t>BONONIAE DE LATERE LEGATUS</w:t>
+      </w:r>
+    </w:p>
+    <w:p>
+      <w:pPr>
         <w:spacing w:after="0"/>
         <w:jc w:val="center"/>
         <w:rPr>
           <w:noProof/>
         </w:rPr>
       </w:pPr>
-      <w:r xmlns:w="http://schemas.openxmlformats.org/wordprocessingml/2006/main">
-        <w:rPr>
-          <w:noProof/>
-        </w:rPr>
-        <w:t xml:space="preserve">SINGULIER</w:t>
-      </w:r>
-    </w:p>
-    <w:p>
-      <w:pPr xmlns:w="http://schemas.openxmlformats.org/wordprocessingml/2006/main">
+      <w:r>
+        <w:rPr>
+          <w:noProof/>
+        </w:rPr>
+        <w:t>SINGULARI</w:t>
+      </w:r>
+    </w:p>
+    <w:p>
+      <w:pPr>
         <w:spacing w:after="0"/>
         <w:jc w:val="center"/>
         <w:rPr>
           <w:noProof/>
         </w:rPr>
       </w:pPr>
-      <w:r xmlns:w="http://schemas.openxmlformats.org/wordprocessingml/2006/main">
-        <w:rPr>
-          <w:noProof/>
-        </w:rPr>
-        <w:t xml:space="preserve">CIVIUM ERGA BEATAM VIRG. Aie pitié</w:t>
-      </w:r>
-    </w:p>
-    <w:p>
-      <w:pPr xmlns:w="http://schemas.openxmlformats.org/wordprocessingml/2006/main">
+      <w:r>
+        <w:rPr>
+          <w:noProof/>
+        </w:rPr>
+        <w:t>CIVIUM ERGA BEATAM VIRG. PIETATI</w:t>
+      </w:r>
+    </w:p>
+    <w:p>
+      <w:pPr>
         <w:spacing w:after="0"/>
         <w:jc w:val="center"/>
         <w:rPr>
           <w:noProof/>
         </w:rPr>
       </w:pPr>
-      <w:r xmlns:w="http://schemas.openxmlformats.org/wordprocessingml/2006/main">
-        <w:rPr>
-          <w:noProof/>
-        </w:rPr>
-        <w:t xml:space="preserve">ÉLÉGANT HOC FORNICE PRAEIVIT</w:t>
-      </w:r>
-    </w:p>
-    <w:p>
-      <w:pPr xmlns:w="http://schemas.openxmlformats.org/wordprocessingml/2006/main">
+      <w:r>
+        <w:rPr>
+          <w:noProof/>
+        </w:rPr>
+        <w:t>ELEGANTI HOC FORNICE PRAEIVIT</w:t>
+      </w:r>
+    </w:p>
+    <w:p>
+      <w:pPr>
         <w:spacing w:after="0"/>
         <w:jc w:val="center"/>
         <w:rPr>
           <w:noProof/>
         </w:rPr>
       </w:pPr>
-      <w:r xmlns:w="http://schemas.openxmlformats.org/wordprocessingml/2006/main">
-        <w:rPr>
-          <w:noProof/>
-        </w:rPr>
-        <w:t xml:space="preserve">ANNÉE IV MDCLXXV</w:t>
-      </w:r>
-    </w:p>
-    <w:p>
-      <w:pPr xmlns:w="http://schemas.openxmlformats.org/wordprocessingml/2006/main">
+      <w:r>
+        <w:rPr>
+          <w:noProof/>
+        </w:rPr>
+        <w:t>ANNO IVB MDCLXXV</w:t>
+      </w:r>
+    </w:p>
+    <w:p>
+      <w:pPr>
         <w:spacing w:after="0"/>
         <w:jc w:val="center"/>
         <w:rPr>
           <w:noProof/>
         </w:rPr>
       </w:pPr>
-      <w:r xmlns:w="http://schemas.openxmlformats.org/wordprocessingml/2006/main">
-        <w:rPr>
-          <w:noProof/>
-        </w:rPr>
-        <w:t xml:space="preserve">LEGATIONIS II</w:t>
-      </w:r>
-    </w:p>
-    <w:p>
-      <w:pPr xmlns:w="http://schemas.openxmlformats.org/wordprocessingml/2006/main">
+      <w:r>
+        <w:rPr>
+          <w:noProof/>
+        </w:rPr>
+        <w:t>LEGATIONIS II</w:t>
+      </w:r>
+    </w:p>
+    <w:p>
+      <w:pPr>
         <w:spacing w:after="0"/>
         <w:jc w:val="center"/>
         <w:rPr>
           <w:noProof/>
         </w:rPr>
       </w:pPr>
-      <w:r xmlns:w="http://schemas.openxmlformats.org/wordprocessingml/2006/main">
-        <w:rPr>
-          <w:noProof/>
-        </w:rPr>
-        <w:t xml:space="preserve">RAYMUNDUS COM. CAS. S. PETRI À SABINIS</w:t>
-      </w:r>
-    </w:p>
-    <w:p>
-      <w:pPr xmlns:w="http://schemas.openxmlformats.org/wordprocessingml/2006/main">
+      <w:r>
+        <w:rPr>
+          <w:noProof/>
+        </w:rPr>
+        <w:t>RAYMUNDUS COM. CAS. S. PETRI IN SABINIS</w:t>
+      </w:r>
+    </w:p>
+    <w:p>
+      <w:pPr>
         <w:spacing w:after="0"/>
         <w:jc w:val="center"/>
         <w:rPr>
           <w:noProof/>
         </w:rPr>
       </w:pPr>
-      <w:r xmlns:w="http://schemas.openxmlformats.org/wordprocessingml/2006/main">
-        <w:rPr>
-          <w:noProof/>
-        </w:rPr>
-        <w:t xml:space="preserve">ET ALY FRATRES DE BONACURSIS</w:t>
-      </w:r>
-    </w:p>
-    <w:p>
-      <w:pPr xmlns:w="http://schemas.openxmlformats.org/wordprocessingml/2006/main">
+      <w:r>
+        <w:rPr>
+          <w:noProof/>
+        </w:rPr>
+        <w:t>ET ALY FRATRES DE BONACURSIS</w:t>
+      </w:r>
+    </w:p>
+    <w:p>
+      <w:pPr>
         <w:spacing w:after="0"/>
         <w:jc w:val="center"/>
         <w:rPr>
           <w:noProof/>
         </w:rPr>
       </w:pPr>
-      <w:r xmlns:w="http://schemas.openxmlformats.org/wordprocessingml/2006/main">
-        <w:rPr>
-          <w:noProof/>
-        </w:rPr>
-        <w:t xml:space="preserve">CARTE. BONACURSIS EX FRAT. NÉPOTES</w:t>
-      </w:r>
-    </w:p>
-    <w:p>
-      <w:pPr xmlns:w="http://schemas.openxmlformats.org/wordprocessingml/2006/main">
+      <w:r>
+        <w:rPr>
+          <w:noProof/>
+        </w:rPr>
+        <w:t>CARD. BONACURSIS EX FRAT. NEPOTES</w:t>
+      </w:r>
+    </w:p>
+    <w:p>
+      <w:pPr>
         <w:spacing w:after="0"/>
         <w:jc w:val="center"/>
         <w:rPr>
           <w:noProof/>
         </w:rPr>
       </w:pPr>
-      <w:r xmlns:w="http://schemas.openxmlformats.org/wordprocessingml/2006/main">
-        <w:rPr>
-          <w:noProof/>
-        </w:rPr>
-        <w:t xml:space="preserve">RESTAURANT</w:t>
-      </w:r>
-    </w:p>
-    <w:p>
-      <w:pPr xmlns:w="http://schemas.openxmlformats.org/wordprocessingml/2006/main">
+      <w:r>
+        <w:rPr>
+          <w:noProof/>
+        </w:rPr>
+        <w:t>RESTAURARUNT</w:t>
+      </w:r>
+    </w:p>
+    <w:p>
+      <w:pPr>
         <w:spacing w:after="0"/>
         <w:jc w:val="center"/>
       </w:pPr>
-      <w:r xmlns:w="http://schemas.openxmlformats.org/wordprocessingml/2006/main">
-        <w:rPr>
-          <w:noProof/>
-        </w:rPr>
-        <w:t xml:space="preserve">Psaume de l'année 1726</w:t>
+      <w:r>
+        <w:rPr>
+          <w:noProof/>
+        </w:rPr>
+        <w:t>ANNO SAL. MDCCXVI</w:t>
       </w:r>
     </w:p>
     <w:p>
@@ -520,19 +527,19 @@
       </w:pPr>
     </w:p>
     <w:p>
-      <w:pPr xmlns:w="http://schemas.openxmlformats.org/wordprocessingml/2006/main">
+      <w:pPr>
         <w:spacing w:after="0"/>
       </w:pPr>
-      <w:r xmlns:w="http://schemas.openxmlformats.org/wordprocessingml/2006/main">
-        <w:t xml:space="preserve">« Étant Clément X, Pontife Optimus Maximus, Bonaccorso Bonaccorsi, Cardinal de la Sainte Église romaine, Légat de Bologne, a précédé de cette élégante révérence la piété des Bolonais envers la Vierge Marie, en l’année jubilaire 1675, la deuxième de sa légation.</w:t>
-      </w:r>
-    </w:p>
-    <w:p>
-      <w:pPr xmlns:w="http://schemas.openxmlformats.org/wordprocessingml/2006/main">
+      <w:r>
+        <w:t>« Étant Clément X, Pontife Optimus Maximus, Bonaccorso Bonaccorsi, Cardinal de la Sainte Église romaine, Légat de Bologne, a précédé de cette élégante révérence la piété des Bolonais envers la Vierge Marie, en l’année jubilaire 1675, la deuxième de sa légation.</w:t>
+      </w:r>
+    </w:p>
+    <w:p>
+      <w:pPr>
         <w:spacing w:after="0"/>
       </w:pPr>
-      <w:r xmlns:w="http://schemas.openxmlformats.org/wordprocessingml/2006/main">
-        <w:t xml:space="preserve">Le comte Raimondo de Castel S. Pietro in Sabina et les autres frères Bonaccorsi, neveux du cardinal Bonaccorso du côté de son frère, le restaurèrent l'année de sa conversion, 1716.</w:t>
+      <w:r>
+        <w:t>Le comte Raimondo de Castel S. Pietro in Sabina et les autres frères Bonaccorsi, neveux du cardinal Bonaccorso du côté de son frère, le restaurèrent l'année de sa conversion, 1716.</w:t>
       </w:r>
     </w:p>
     <w:p>
@@ -541,11 +548,11 @@
       </w:pPr>
     </w:p>
     <w:p>
-      <w:pPr xmlns:w="http://schemas.openxmlformats.org/wordprocessingml/2006/main">
+      <w:pPr>
         <w:spacing w:after="0"/>
       </w:pPr>
-      <w:r xmlns:w="http://schemas.openxmlformats.org/wordprocessingml/2006/main">
-        <w:t xml:space="preserve">Il correspond à l'arche principale n° 1 (le numéro dans cette gravure est sous-entendu, mais évident) de la division du somptueux portique.</w:t>
+      <w:r>
+        <w:t>Il correspond à l'arche principale n° 1 (le numéro dans cette gravure est sous-entendu, mais évident) de la division du somptueux portique.</w:t>
       </w:r>
     </w:p>
     <w:p>
@@ -554,11 +561,11 @@
       </w:pPr>
     </w:p>
     <w:p>
-      <w:pPr xmlns:w="http://schemas.openxmlformats.org/wordprocessingml/2006/main">
+      <w:pPr>
         <w:spacing w:after="0"/>
       </w:pPr>
-      <w:r xmlns:w="http://schemas.openxmlformats.org/wordprocessingml/2006/main">
-        <w:t xml:space="preserve">Très célèbre Portique 1707 – Arc 1. Financé par le Cardinal Bonaccorsi, Légat de Bologne.</w:t>
+      <w:r>
+        <w:t>Très célèbre Portique 1707 – Arc 1. Financé par le Cardinal Bonaccorsi, Légat de Bologne.</w:t>
       </w:r>
     </w:p>
     <w:sectPr>
@@ -1483,6 +1490,7 @@
   <w:style w:type="character" w:default="1" w:styleId="Carpredefinitoparagrafo">
     <w:name w:val="Default Paragraph Font"/>
     <w:uiPriority w:val="1"/>
+    <w:semiHidden/>
     <w:unhideWhenUsed/>
   </w:style>
   <w:style w:type="table" w:default="1" w:styleId="Tabellanormale">

--- a/DOCS_DA_CONVERTIRE/psontuoso_fr.docx
+++ b/DOCS_DA_CONVERTIRE/psontuoso_fr.docx
@@ -291,6 +291,12 @@
           <w:noProof/>
         </w:rPr>
         <w:t>Bonaccorsi</w:t>
+      </w:r>
+      <w:r>
+        <w:rPr>
+          <w:noProof/>
+        </w:rPr>
+        <w:t>.jpg</w:t>
       </w:r>
       <w:r>
         <w:rPr>
